--- a/Documentation/UserManual_en.docx
+++ b/Documentation/UserManual_en.docx
@@ -215,7 +215,7 @@
           <w:szCs w:val="40"/>
           <w:lang w:val="en-US"/>
         </w:rPr>
-        <w:t>2</w:t>
+        <w:t>3</w:t>
       </w:r>
       <w:r>
         <w:rPr>
@@ -12584,8 +12584,445 @@
       <w:pPr>
         <w:rPr>
           <w:rFonts w:ascii="Times New Roman" w:hAnsi="Times New Roman" w:cs="Times New Roman"/>
-          <w:sz w:val="28"/>
-          <w:szCs w:val="28"/>
+          <w:sz w:val="32"/>
+          <w:szCs w:val="32"/>
+          <w:lang w:val="en-US"/>
+        </w:rPr>
+      </w:pPr>
+    </w:p>
+    <w:p>
+      <w:pPr>
+        <w:rPr>
+          <w:rFonts w:ascii="Times New Roman" w:hAnsi="Times New Roman" w:cs="Times New Roman"/>
+          <w:sz w:val="32"/>
+          <w:szCs w:val="32"/>
+          <w:lang w:val="en-US"/>
+        </w:rPr>
+      </w:pPr>
+      <w:r>
+        <w:rPr>
+          <w:rFonts w:ascii="Times New Roman" w:hAnsi="Times New Roman" w:cs="Times New Roman"/>
+          <w:sz w:val="32"/>
+          <w:szCs w:val="32"/>
+          <w:lang w:val="en-US"/>
+        </w:rPr>
+        <w:t>3.5.</w:t>
+      </w:r>
+      <w:r>
+        <w:rPr>
+          <w:rFonts w:ascii="Times New Roman" w:hAnsi="Times New Roman" w:cs="Times New Roman"/>
+          <w:sz w:val="32"/>
+          <w:szCs w:val="32"/>
+          <w:lang w:val="en-US"/>
+        </w:rPr>
+        <w:t>3</w:t>
+      </w:r>
+    </w:p>
+    <w:p>
+      <w:pPr>
+        <w:rPr>
+          <w:rFonts w:ascii="Times New Roman" w:hAnsi="Times New Roman" w:cs="Times New Roman"/>
+          <w:b/>
+          <w:bCs/>
+          <w:sz w:val="28"/>
+          <w:szCs w:val="28"/>
+          <w:lang w:val="en-US"/>
+        </w:rPr>
+      </w:pPr>
+      <w:r>
+        <w:rPr>
+          <w:rFonts w:ascii="Times New Roman" w:hAnsi="Times New Roman" w:cs="Times New Roman"/>
+          <w:b/>
+          <w:bCs/>
+          <w:sz w:val="28"/>
+          <w:szCs w:val="28"/>
+          <w:lang w:val="en-US"/>
+        </w:rPr>
+        <w:br/>
+      </w:r>
+      <w:r>
+        <w:rPr>
+          <w:rFonts w:ascii="Times New Roman" w:hAnsi="Times New Roman" w:cs="Times New Roman"/>
+          <w:b/>
+          <w:bCs/>
+          <w:sz w:val="28"/>
+          <w:szCs w:val="28"/>
+          <w:lang w:val="en-US"/>
+        </w:rPr>
+        <w:t>Enhancements</w:t>
+      </w:r>
+      <w:r>
+        <w:rPr>
+          <w:rFonts w:ascii="Times New Roman" w:hAnsi="Times New Roman" w:cs="Times New Roman"/>
+          <w:b/>
+          <w:bCs/>
+          <w:sz w:val="28"/>
+          <w:szCs w:val="28"/>
+          <w:lang w:val="en-US"/>
+        </w:rPr>
+        <w:t>:</w:t>
+      </w:r>
+    </w:p>
+    <w:p>
+      <w:pPr>
+        <w:pStyle w:val="aa"/>
+        <w:numPr>
+          <w:ilvl w:val="0"/>
+          <w:numId w:val="16"/>
+        </w:numPr>
+        <w:rPr>
+          <w:rFonts w:ascii="Times New Roman" w:hAnsi="Times New Roman" w:cs="Times New Roman"/>
+          <w:sz w:val="28"/>
+          <w:szCs w:val="28"/>
+          <w:lang w:val="en-US"/>
+        </w:rPr>
+      </w:pPr>
+      <w:r>
+        <w:rPr>
+          <w:rFonts w:ascii="Times New Roman" w:hAnsi="Times New Roman" w:cs="Times New Roman"/>
+          <w:sz w:val="28"/>
+          <w:szCs w:val="28"/>
+          <w:lang w:val="en-US"/>
+        </w:rPr>
+        <w:t xml:space="preserve">Modbus: added validation for decoding responses to Modbus </w:t>
+      </w:r>
+      <w:r>
+        <w:rPr>
+          <w:rFonts w:ascii="Times New Roman" w:hAnsi="Times New Roman" w:cs="Times New Roman"/>
+          <w:sz w:val="28"/>
+          <w:szCs w:val="28"/>
+          <w:lang w:val="en-US"/>
+        </w:rPr>
+        <w:t>request</w:t>
+      </w:r>
+      <w:r>
+        <w:rPr>
+          <w:rFonts w:ascii="Times New Roman" w:hAnsi="Times New Roman" w:cs="Times New Roman"/>
+          <w:sz w:val="28"/>
+          <w:szCs w:val="28"/>
+          <w:lang w:val="en-US"/>
+        </w:rPr>
+        <w:t>.</w:t>
+      </w:r>
+    </w:p>
+    <w:p>
+      <w:pPr>
+        <w:numPr>
+          <w:ilvl w:val="0"/>
+          <w:numId w:val="16"/>
+        </w:numPr>
+        <w:rPr>
+          <w:rFonts w:ascii="Times New Roman" w:hAnsi="Times New Roman" w:cs="Times New Roman"/>
+          <w:sz w:val="28"/>
+          <w:szCs w:val="28"/>
+          <w:lang w:val="en-US"/>
+        </w:rPr>
+      </w:pPr>
+      <w:r>
+        <w:rPr>
+          <w:rFonts w:ascii="Times New Roman" w:hAnsi="Times New Roman" w:cs="Times New Roman"/>
+          <w:sz w:val="28"/>
+          <w:szCs w:val="28"/>
+          <w:lang w:val="en-US"/>
+        </w:rPr>
+        <w:t xml:space="preserve">Modbus </w:t>
+      </w:r>
+      <w:r>
+        <w:rPr>
+          <w:rFonts w:ascii="Times New Roman" w:hAnsi="Times New Roman" w:cs="Times New Roman"/>
+          <w:sz w:val="28"/>
+          <w:szCs w:val="28"/>
+          <w:lang w:val="en-US"/>
+        </w:rPr>
+        <w:t>m</w:t>
+      </w:r>
+      <w:r>
+        <w:rPr>
+          <w:rFonts w:ascii="Times New Roman" w:hAnsi="Times New Roman" w:cs="Times New Roman"/>
+          <w:sz w:val="28"/>
+          <w:szCs w:val="28"/>
+          <w:lang w:val="en-US"/>
+        </w:rPr>
+        <w:t>onitor</w:t>
+      </w:r>
+      <w:r>
+        <w:rPr>
+          <w:rFonts w:ascii="Times New Roman" w:hAnsi="Times New Roman" w:cs="Times New Roman"/>
+          <w:sz w:val="28"/>
+          <w:szCs w:val="28"/>
+          <w:lang w:val="en-US"/>
+        </w:rPr>
+        <w:t>ing</w:t>
+      </w:r>
+      <w:r>
+        <w:rPr>
+          <w:rFonts w:ascii="Times New Roman" w:hAnsi="Times New Roman" w:cs="Times New Roman"/>
+          <w:sz w:val="28"/>
+          <w:szCs w:val="28"/>
+          <w:lang w:val="en-US"/>
+        </w:rPr>
+        <w:t xml:space="preserve">: </w:t>
+      </w:r>
+      <w:r>
+        <w:rPr>
+          <w:rFonts w:ascii="Times New Roman" w:hAnsi="Times New Roman" w:cs="Times New Roman"/>
+          <w:sz w:val="28"/>
+          <w:szCs w:val="28"/>
+          <w:lang w:val="en-US"/>
+        </w:rPr>
+        <w:t>o</w:t>
+      </w:r>
+      <w:r>
+        <w:rPr>
+          <w:rFonts w:ascii="Times New Roman" w:hAnsi="Times New Roman" w:cs="Times New Roman"/>
+          <w:sz w:val="28"/>
+          <w:szCs w:val="28"/>
+          <w:lang w:val="en-US"/>
+        </w:rPr>
+        <w:t>ptimized formula processing.</w:t>
+      </w:r>
+    </w:p>
+    <w:p>
+      <w:pPr>
+        <w:numPr>
+          <w:ilvl w:val="0"/>
+          <w:numId w:val="16"/>
+        </w:numPr>
+        <w:rPr>
+          <w:rFonts w:ascii="Times New Roman" w:hAnsi="Times New Roman" w:cs="Times New Roman"/>
+          <w:sz w:val="28"/>
+          <w:szCs w:val="28"/>
+          <w:lang w:val="en-US"/>
+        </w:rPr>
+      </w:pPr>
+      <w:r>
+        <w:rPr>
+          <w:rFonts w:ascii="Times New Roman" w:hAnsi="Times New Roman" w:cs="Times New Roman"/>
+          <w:sz w:val="28"/>
+          <w:szCs w:val="28"/>
+          <w:lang w:val="en-US"/>
+        </w:rPr>
+        <w:t xml:space="preserve">Modbus </w:t>
+      </w:r>
+      <w:r>
+        <w:rPr>
+          <w:rFonts w:ascii="Times New Roman" w:hAnsi="Times New Roman" w:cs="Times New Roman"/>
+          <w:sz w:val="28"/>
+          <w:szCs w:val="28"/>
+          <w:lang w:val="en-US"/>
+        </w:rPr>
+        <w:t>m</w:t>
+      </w:r>
+      <w:r>
+        <w:rPr>
+          <w:rFonts w:ascii="Times New Roman" w:hAnsi="Times New Roman" w:cs="Times New Roman"/>
+          <w:sz w:val="28"/>
+          <w:szCs w:val="28"/>
+          <w:lang w:val="en-US"/>
+        </w:rPr>
+        <w:t>onitor</w:t>
+      </w:r>
+      <w:r>
+        <w:rPr>
+          <w:rFonts w:ascii="Times New Roman" w:hAnsi="Times New Roman" w:cs="Times New Roman"/>
+          <w:sz w:val="28"/>
+          <w:szCs w:val="28"/>
+          <w:lang w:val="en-US"/>
+        </w:rPr>
+        <w:t>ing</w:t>
+      </w:r>
+      <w:r>
+        <w:rPr>
+          <w:rFonts w:ascii="Times New Roman" w:hAnsi="Times New Roman" w:cs="Times New Roman"/>
+          <w:sz w:val="28"/>
+          <w:szCs w:val="28"/>
+          <w:lang w:val="en-US"/>
+        </w:rPr>
+        <w:t xml:space="preserve">: </w:t>
+      </w:r>
+      <w:r>
+        <w:rPr>
+          <w:rFonts w:ascii="Times New Roman" w:hAnsi="Times New Roman" w:cs="Times New Roman"/>
+          <w:sz w:val="28"/>
+          <w:szCs w:val="28"/>
+          <w:lang w:val="en-US"/>
+        </w:rPr>
+        <w:t>o</w:t>
+      </w:r>
+      <w:r>
+        <w:rPr>
+          <w:rFonts w:ascii="Times New Roman" w:hAnsi="Times New Roman" w:cs="Times New Roman"/>
+          <w:sz w:val="28"/>
+          <w:szCs w:val="28"/>
+          <w:lang w:val="en-US"/>
+        </w:rPr>
+        <w:t>ptimized chart performance.</w:t>
+      </w:r>
+    </w:p>
+    <w:p>
+      <w:pPr>
+        <w:numPr>
+          <w:ilvl w:val="0"/>
+          <w:numId w:val="16"/>
+        </w:numPr>
+        <w:rPr>
+          <w:rFonts w:ascii="Times New Roman" w:hAnsi="Times New Roman" w:cs="Times New Roman"/>
+          <w:sz w:val="28"/>
+          <w:szCs w:val="28"/>
+          <w:lang w:val="en-US"/>
+        </w:rPr>
+      </w:pPr>
+      <w:r>
+        <w:rPr>
+          <w:rFonts w:ascii="Times New Roman" w:hAnsi="Times New Roman" w:cs="Times New Roman"/>
+          <w:sz w:val="28"/>
+          <w:szCs w:val="28"/>
+          <w:lang w:val="en-US"/>
+        </w:rPr>
+        <w:t>Added a large number of unit tests.</w:t>
+      </w:r>
+    </w:p>
+    <w:p>
+      <w:pPr>
+        <w:numPr>
+          <w:ilvl w:val="0"/>
+          <w:numId w:val="16"/>
+        </w:numPr>
+        <w:rPr>
+          <w:rFonts w:ascii="Times New Roman" w:hAnsi="Times New Roman" w:cs="Times New Roman"/>
+          <w:sz w:val="28"/>
+          <w:szCs w:val="28"/>
+        </w:rPr>
+      </w:pPr>
+      <w:proofErr w:type="spellStart"/>
+      <w:r>
+        <w:rPr>
+          <w:rFonts w:ascii="Times New Roman" w:hAnsi="Times New Roman" w:cs="Times New Roman"/>
+          <w:sz w:val="28"/>
+          <w:szCs w:val="28"/>
+        </w:rPr>
+        <w:t>Refactored</w:t>
+      </w:r>
+      <w:proofErr w:type="spellEnd"/>
+      <w:r>
+        <w:rPr>
+          <w:rFonts w:ascii="Times New Roman" w:hAnsi="Times New Roman" w:cs="Times New Roman"/>
+          <w:sz w:val="28"/>
+          <w:szCs w:val="28"/>
+        </w:rPr>
+        <w:t xml:space="preserve"> </w:t>
+      </w:r>
+      <w:proofErr w:type="spellStart"/>
+      <w:r>
+        <w:rPr>
+          <w:rFonts w:ascii="Times New Roman" w:hAnsi="Times New Roman" w:cs="Times New Roman"/>
+          <w:sz w:val="28"/>
+          <w:szCs w:val="28"/>
+        </w:rPr>
+        <w:t>the</w:t>
+      </w:r>
+      <w:proofErr w:type="spellEnd"/>
+      <w:r>
+        <w:rPr>
+          <w:rFonts w:ascii="Times New Roman" w:hAnsi="Times New Roman" w:cs="Times New Roman"/>
+          <w:sz w:val="28"/>
+          <w:szCs w:val="28"/>
+        </w:rPr>
+        <w:t xml:space="preserve"> Core </w:t>
+      </w:r>
+      <w:proofErr w:type="spellStart"/>
+      <w:r>
+        <w:rPr>
+          <w:rFonts w:ascii="Times New Roman" w:hAnsi="Times New Roman" w:cs="Times New Roman"/>
+          <w:sz w:val="28"/>
+          <w:szCs w:val="28"/>
+        </w:rPr>
+        <w:t>project</w:t>
+      </w:r>
+      <w:proofErr w:type="spellEnd"/>
+      <w:r>
+        <w:rPr>
+          <w:rFonts w:ascii="Times New Roman" w:hAnsi="Times New Roman" w:cs="Times New Roman"/>
+          <w:sz w:val="28"/>
+          <w:szCs w:val="28"/>
+        </w:rPr>
+        <w:t>.</w:t>
+      </w:r>
+    </w:p>
+    <w:p>
+      <w:pPr>
+        <w:rPr>
+          <w:rFonts w:ascii="Times New Roman" w:hAnsi="Times New Roman" w:cs="Times New Roman"/>
+          <w:b/>
+          <w:bCs/>
+          <w:sz w:val="28"/>
+          <w:szCs w:val="28"/>
+          <w:lang w:val="en-US"/>
+        </w:rPr>
+      </w:pPr>
+      <w:r>
+        <w:rPr>
+          <w:rFonts w:ascii="Times New Roman" w:hAnsi="Times New Roman" w:cs="Times New Roman"/>
+          <w:b/>
+          <w:bCs/>
+          <w:sz w:val="28"/>
+          <w:szCs w:val="28"/>
+          <w:lang w:val="en-US"/>
+        </w:rPr>
+        <w:t>Bug fixes</w:t>
+      </w:r>
+      <w:r>
+        <w:rPr>
+          <w:rFonts w:ascii="Times New Roman" w:hAnsi="Times New Roman" w:cs="Times New Roman"/>
+          <w:b/>
+          <w:bCs/>
+          <w:sz w:val="28"/>
+          <w:szCs w:val="28"/>
+          <w:lang w:val="en-US"/>
+        </w:rPr>
+        <w:t>:</w:t>
+      </w:r>
+    </w:p>
+    <w:p>
+      <w:pPr>
+        <w:numPr>
+          <w:ilvl w:val="0"/>
+          <w:numId w:val="17"/>
+        </w:numPr>
+        <w:rPr>
+          <w:rFonts w:ascii="Times New Roman" w:hAnsi="Times New Roman" w:cs="Times New Roman"/>
+          <w:sz w:val="28"/>
+          <w:szCs w:val="28"/>
+          <w:lang w:val="en-US"/>
+        </w:rPr>
+      </w:pPr>
+      <w:r>
+        <w:rPr>
+          <w:rFonts w:ascii="Times New Roman" w:hAnsi="Times New Roman" w:cs="Times New Roman"/>
+          <w:sz w:val="28"/>
+          <w:szCs w:val="28"/>
+          <w:lang w:val="en-US"/>
+        </w:rPr>
+        <w:t>Implemented proper validation of values entered in the settings.</w:t>
+      </w:r>
+    </w:p>
+    <w:p>
+      <w:pPr>
+        <w:rPr>
+          <w:rFonts w:ascii="Times New Roman" w:hAnsi="Times New Roman" w:cs="Times New Roman"/>
+          <w:sz w:val="28"/>
+          <w:szCs w:val="28"/>
+          <w:lang w:val="en-US"/>
+        </w:rPr>
+      </w:pPr>
+    </w:p>
+    <w:p>
+      <w:pPr>
+        <w:rPr>
+          <w:rFonts w:ascii="Times New Roman" w:hAnsi="Times New Roman" w:cs="Times New Roman"/>
+          <w:sz w:val="28"/>
+          <w:szCs w:val="28"/>
+          <w:lang w:val="en-US"/>
         </w:rPr>
       </w:pPr>
     </w:p>
@@ -12822,6 +13259,56 @@
       <w:pPr>
         <w:rPr>
           <w:rFonts w:ascii="Times New Roman" w:hAnsi="Times New Roman" w:cs="Times New Roman"/>
+          <w:sz w:val="28"/>
+          <w:szCs w:val="28"/>
+          <w:lang w:val="en-US"/>
+        </w:rPr>
+      </w:pPr>
+    </w:p>
+    <w:p>
+      <w:pPr>
+        <w:rPr>
+          <w:rFonts w:ascii="Times New Roman" w:hAnsi="Times New Roman" w:cs="Times New Roman"/>
+          <w:sz w:val="28"/>
+          <w:szCs w:val="28"/>
+          <w:lang w:val="en-US"/>
+        </w:rPr>
+      </w:pPr>
+    </w:p>
+    <w:p>
+      <w:pPr>
+        <w:rPr>
+          <w:rFonts w:ascii="Times New Roman" w:hAnsi="Times New Roman" w:cs="Times New Roman"/>
+          <w:sz w:val="28"/>
+          <w:szCs w:val="28"/>
+          <w:lang w:val="en-US"/>
+        </w:rPr>
+      </w:pPr>
+    </w:p>
+    <w:p>
+      <w:pPr>
+        <w:rPr>
+          <w:rFonts w:ascii="Times New Roman" w:hAnsi="Times New Roman" w:cs="Times New Roman"/>
+          <w:sz w:val="28"/>
+          <w:szCs w:val="28"/>
+          <w:lang w:val="en-US"/>
+        </w:rPr>
+      </w:pPr>
+    </w:p>
+    <w:p>
+      <w:pPr>
+        <w:rPr>
+          <w:rFonts w:ascii="Times New Roman" w:hAnsi="Times New Roman" w:cs="Times New Roman"/>
+          <w:sz w:val="28"/>
+          <w:szCs w:val="28"/>
+          <w:lang w:val="en-US"/>
+        </w:rPr>
+      </w:pPr>
+    </w:p>
+    <w:p>
+      <w:pPr>
+        <w:rPr>
+          <w:rFonts w:ascii="Times New Roman" w:hAnsi="Times New Roman" w:cs="Times New Roman"/>
           <w:sz w:val="32"/>
           <w:szCs w:val="32"/>
         </w:rPr>
@@ -12832,6 +13319,7 @@
           <w:sz w:val="32"/>
           <w:szCs w:val="32"/>
         </w:rPr>
+        <w:lastRenderedPageBreak/>
         <w:t>3.</w:t>
       </w:r>
       <w:r>
@@ -13145,7 +13633,6 @@
           <w:sz w:val="32"/>
           <w:szCs w:val="32"/>
         </w:rPr>
-        <w:lastRenderedPageBreak/>
         <w:t>3.4.0</w:t>
       </w:r>
     </w:p>
@@ -13412,6 +13899,46 @@
       <w:pPr>
         <w:rPr>
           <w:rFonts w:ascii="Times New Roman" w:hAnsi="Times New Roman" w:cs="Times New Roman"/>
+          <w:sz w:val="28"/>
+          <w:szCs w:val="28"/>
+          <w:lang w:val="en-US"/>
+        </w:rPr>
+      </w:pPr>
+    </w:p>
+    <w:p>
+      <w:pPr>
+        <w:rPr>
+          <w:rFonts w:ascii="Times New Roman" w:hAnsi="Times New Roman" w:cs="Times New Roman"/>
+          <w:sz w:val="28"/>
+          <w:szCs w:val="28"/>
+          <w:lang w:val="en-US"/>
+        </w:rPr>
+      </w:pPr>
+    </w:p>
+    <w:p>
+      <w:pPr>
+        <w:rPr>
+          <w:rFonts w:ascii="Times New Roman" w:hAnsi="Times New Roman" w:cs="Times New Roman"/>
+          <w:sz w:val="28"/>
+          <w:szCs w:val="28"/>
+          <w:lang w:val="en-US"/>
+        </w:rPr>
+      </w:pPr>
+    </w:p>
+    <w:p>
+      <w:pPr>
+        <w:rPr>
+          <w:rFonts w:ascii="Times New Roman" w:hAnsi="Times New Roman" w:cs="Times New Roman"/>
+          <w:sz w:val="28"/>
+          <w:szCs w:val="28"/>
+          <w:lang w:val="en-US"/>
+        </w:rPr>
+      </w:pPr>
+    </w:p>
+    <w:p>
+      <w:pPr>
+        <w:rPr>
+          <w:rFonts w:ascii="Times New Roman" w:hAnsi="Times New Roman" w:cs="Times New Roman"/>
           <w:sz w:val="32"/>
           <w:szCs w:val="32"/>
         </w:rPr>
@@ -13422,6 +13949,7 @@
           <w:sz w:val="32"/>
           <w:szCs w:val="32"/>
         </w:rPr>
+        <w:lastRenderedPageBreak/>
         <w:t>3.3.3</w:t>
       </w:r>
     </w:p>
@@ -13575,136 +14103,6 @@
       <w:pPr>
         <w:rPr>
           <w:rFonts w:ascii="Times New Roman" w:hAnsi="Times New Roman" w:cs="Times New Roman"/>
-          <w:sz w:val="28"/>
-          <w:szCs w:val="28"/>
-          <w:lang w:val="en-US"/>
-        </w:rPr>
-      </w:pPr>
-    </w:p>
-    <w:p>
-      <w:pPr>
-        <w:rPr>
-          <w:rFonts w:ascii="Times New Roman" w:hAnsi="Times New Roman" w:cs="Times New Roman"/>
-          <w:sz w:val="28"/>
-          <w:szCs w:val="28"/>
-          <w:lang w:val="en-US"/>
-        </w:rPr>
-      </w:pPr>
-    </w:p>
-    <w:p>
-      <w:pPr>
-        <w:rPr>
-          <w:rFonts w:ascii="Times New Roman" w:hAnsi="Times New Roman" w:cs="Times New Roman"/>
-          <w:sz w:val="28"/>
-          <w:szCs w:val="28"/>
-          <w:lang w:val="en-US"/>
-        </w:rPr>
-      </w:pPr>
-    </w:p>
-    <w:p>
-      <w:pPr>
-        <w:rPr>
-          <w:rFonts w:ascii="Times New Roman" w:hAnsi="Times New Roman" w:cs="Times New Roman"/>
-          <w:sz w:val="28"/>
-          <w:szCs w:val="28"/>
-          <w:lang w:val="en-US"/>
-        </w:rPr>
-      </w:pPr>
-    </w:p>
-    <w:p>
-      <w:pPr>
-        <w:rPr>
-          <w:rFonts w:ascii="Times New Roman" w:hAnsi="Times New Roman" w:cs="Times New Roman"/>
-          <w:sz w:val="28"/>
-          <w:szCs w:val="28"/>
-          <w:lang w:val="en-US"/>
-        </w:rPr>
-      </w:pPr>
-    </w:p>
-    <w:p>
-      <w:pPr>
-        <w:rPr>
-          <w:rFonts w:ascii="Times New Roman" w:hAnsi="Times New Roman" w:cs="Times New Roman"/>
-          <w:sz w:val="28"/>
-          <w:szCs w:val="28"/>
-          <w:lang w:val="en-US"/>
-        </w:rPr>
-      </w:pPr>
-    </w:p>
-    <w:p>
-      <w:pPr>
-        <w:rPr>
-          <w:rFonts w:ascii="Times New Roman" w:hAnsi="Times New Roman" w:cs="Times New Roman"/>
-          <w:sz w:val="28"/>
-          <w:szCs w:val="28"/>
-          <w:lang w:val="en-US"/>
-        </w:rPr>
-      </w:pPr>
-    </w:p>
-    <w:p>
-      <w:pPr>
-        <w:rPr>
-          <w:rFonts w:ascii="Times New Roman" w:hAnsi="Times New Roman" w:cs="Times New Roman"/>
-          <w:sz w:val="28"/>
-          <w:szCs w:val="28"/>
-          <w:lang w:val="en-US"/>
-        </w:rPr>
-      </w:pPr>
-    </w:p>
-    <w:p>
-      <w:pPr>
-        <w:rPr>
-          <w:rFonts w:ascii="Times New Roman" w:hAnsi="Times New Roman" w:cs="Times New Roman"/>
-          <w:sz w:val="28"/>
-          <w:szCs w:val="28"/>
-          <w:lang w:val="en-US"/>
-        </w:rPr>
-      </w:pPr>
-    </w:p>
-    <w:p>
-      <w:pPr>
-        <w:rPr>
-          <w:rFonts w:ascii="Times New Roman" w:hAnsi="Times New Roman" w:cs="Times New Roman"/>
-          <w:sz w:val="28"/>
-          <w:szCs w:val="28"/>
-          <w:lang w:val="en-US"/>
-        </w:rPr>
-      </w:pPr>
-    </w:p>
-    <w:p>
-      <w:pPr>
-        <w:rPr>
-          <w:rFonts w:ascii="Times New Roman" w:hAnsi="Times New Roman" w:cs="Times New Roman"/>
-          <w:sz w:val="28"/>
-          <w:szCs w:val="28"/>
-          <w:lang w:val="en-US"/>
-        </w:rPr>
-      </w:pPr>
-    </w:p>
-    <w:p>
-      <w:pPr>
-        <w:rPr>
-          <w:rFonts w:ascii="Times New Roman" w:hAnsi="Times New Roman" w:cs="Times New Roman"/>
-          <w:sz w:val="28"/>
-          <w:szCs w:val="28"/>
-          <w:lang w:val="en-US"/>
-        </w:rPr>
-      </w:pPr>
-    </w:p>
-    <w:p>
-      <w:pPr>
-        <w:rPr>
-          <w:rFonts w:ascii="Times New Roman" w:hAnsi="Times New Roman" w:cs="Times New Roman"/>
-          <w:sz w:val="28"/>
-          <w:szCs w:val="28"/>
-          <w:lang w:val="en-US"/>
-        </w:rPr>
-      </w:pPr>
-    </w:p>
-    <w:p>
-      <w:pPr>
-        <w:rPr>
-          <w:rFonts w:ascii="Times New Roman" w:hAnsi="Times New Roman" w:cs="Times New Roman"/>
           <w:sz w:val="32"/>
           <w:szCs w:val="32"/>
         </w:rPr>
@@ -13715,7 +14113,6 @@
           <w:sz w:val="32"/>
           <w:szCs w:val="32"/>
         </w:rPr>
-        <w:lastRenderedPageBreak/>
         <w:t>3.3.2</w:t>
       </w:r>
     </w:p>
@@ -13992,6 +14389,50 @@
     </w:p>
     <w:p>
       <w:pPr>
+        <w:spacing w:line="360" w:lineRule="auto"/>
+        <w:rPr>
+          <w:rFonts w:ascii="Times New Roman" w:hAnsi="Times New Roman" w:cs="Times New Roman"/>
+          <w:sz w:val="28"/>
+          <w:szCs w:val="28"/>
+          <w:lang w:val="en-US"/>
+        </w:rPr>
+      </w:pPr>
+    </w:p>
+    <w:p>
+      <w:pPr>
+        <w:spacing w:line="360" w:lineRule="auto"/>
+        <w:rPr>
+          <w:rFonts w:ascii="Times New Roman" w:hAnsi="Times New Roman" w:cs="Times New Roman"/>
+          <w:sz w:val="28"/>
+          <w:szCs w:val="28"/>
+          <w:lang w:val="en-US"/>
+        </w:rPr>
+      </w:pPr>
+    </w:p>
+    <w:p>
+      <w:pPr>
+        <w:spacing w:line="360" w:lineRule="auto"/>
+        <w:rPr>
+          <w:rFonts w:ascii="Times New Roman" w:hAnsi="Times New Roman" w:cs="Times New Roman"/>
+          <w:sz w:val="28"/>
+          <w:szCs w:val="28"/>
+          <w:lang w:val="en-US"/>
+        </w:rPr>
+      </w:pPr>
+    </w:p>
+    <w:p>
+      <w:pPr>
+        <w:spacing w:line="360" w:lineRule="auto"/>
+        <w:rPr>
+          <w:rFonts w:ascii="Times New Roman" w:hAnsi="Times New Roman" w:cs="Times New Roman"/>
+          <w:sz w:val="28"/>
+          <w:szCs w:val="28"/>
+          <w:lang w:val="en-US"/>
+        </w:rPr>
+      </w:pPr>
+    </w:p>
+    <w:p>
+      <w:pPr>
         <w:rPr>
           <w:rFonts w:ascii="Times New Roman" w:hAnsi="Times New Roman" w:cs="Times New Roman"/>
           <w:sz w:val="32"/>
@@ -14006,6 +14447,7 @@
           <w:szCs w:val="32"/>
           <w:lang w:val="en-US"/>
         </w:rPr>
+        <w:lastRenderedPageBreak/>
         <w:t>3.3.1</w:t>
       </w:r>
     </w:p>
@@ -14123,39 +14565,6 @@
     </w:p>
     <w:p>
       <w:pPr>
-        <w:spacing w:line="360" w:lineRule="auto"/>
-        <w:rPr>
-          <w:rFonts w:ascii="Times New Roman" w:hAnsi="Times New Roman" w:cs="Times New Roman"/>
-          <w:sz w:val="28"/>
-          <w:szCs w:val="28"/>
-          <w:lang w:val="en-US"/>
-        </w:rPr>
-      </w:pPr>
-    </w:p>
-    <w:p>
-      <w:pPr>
-        <w:spacing w:line="360" w:lineRule="auto"/>
-        <w:rPr>
-          <w:rFonts w:ascii="Times New Roman" w:hAnsi="Times New Roman" w:cs="Times New Roman"/>
-          <w:sz w:val="28"/>
-          <w:szCs w:val="28"/>
-          <w:lang w:val="en-US"/>
-        </w:rPr>
-      </w:pPr>
-    </w:p>
-    <w:p>
-      <w:pPr>
-        <w:spacing w:line="360" w:lineRule="auto"/>
-        <w:rPr>
-          <w:rFonts w:ascii="Times New Roman" w:hAnsi="Times New Roman" w:cs="Times New Roman"/>
-          <w:sz w:val="28"/>
-          <w:szCs w:val="28"/>
-          <w:lang w:val="en-US"/>
-        </w:rPr>
-      </w:pPr>
-    </w:p>
-    <w:p>
-      <w:pPr>
         <w:rPr>
           <w:rFonts w:ascii="Times New Roman" w:hAnsi="Times New Roman" w:cs="Times New Roman"/>
           <w:sz w:val="32"/>
@@ -14170,7 +14579,6 @@
           <w:szCs w:val="32"/>
           <w:lang w:val="en-US"/>
         </w:rPr>
-        <w:lastRenderedPageBreak/>
         <w:t>3.3.0</w:t>
       </w:r>
     </w:p>
@@ -14570,6 +14978,7 @@
           <w:sz w:val="32"/>
           <w:szCs w:val="32"/>
         </w:rPr>
+        <w:lastRenderedPageBreak/>
         <w:t>3.2.0</w:t>
       </w:r>
     </w:p>
@@ -14758,15 +15167,34 @@
           <w:rFonts w:ascii="Times New Roman" w:hAnsi="Times New Roman" w:cs="Times New Roman"/>
           <w:sz w:val="32"/>
           <w:szCs w:val="32"/>
-        </w:rPr>
-      </w:pPr>
-      <w:r>
+          <w:lang w:val="en-US"/>
+        </w:rPr>
+      </w:pPr>
+    </w:p>
+    <w:p>
+      <w:pPr>
         <w:rPr>
           <w:rFonts w:ascii="Times New Roman" w:hAnsi="Times New Roman" w:cs="Times New Roman"/>
           <w:sz w:val="32"/>
           <w:szCs w:val="32"/>
-        </w:rPr>
-        <w:lastRenderedPageBreak/>
+          <w:lang w:val="en-US"/>
+        </w:rPr>
+      </w:pPr>
+    </w:p>
+    <w:p>
+      <w:pPr>
+        <w:rPr>
+          <w:rFonts w:ascii="Times New Roman" w:hAnsi="Times New Roman" w:cs="Times New Roman"/>
+          <w:sz w:val="32"/>
+          <w:szCs w:val="32"/>
+        </w:rPr>
+      </w:pPr>
+      <w:r>
+        <w:rPr>
+          <w:rFonts w:ascii="Times New Roman" w:hAnsi="Times New Roman" w:cs="Times New Roman"/>
+          <w:sz w:val="32"/>
+          <w:szCs w:val="32"/>
+        </w:rPr>
         <w:t>3.1.0</w:t>
       </w:r>
     </w:p>
@@ -15065,6 +15493,86 @@
       <w:pPr>
         <w:rPr>
           <w:rFonts w:ascii="Times New Roman" w:hAnsi="Times New Roman" w:cs="Times New Roman"/>
+          <w:sz w:val="28"/>
+          <w:szCs w:val="28"/>
+          <w:lang w:val="en-US"/>
+        </w:rPr>
+      </w:pPr>
+    </w:p>
+    <w:p>
+      <w:pPr>
+        <w:rPr>
+          <w:rFonts w:ascii="Times New Roman" w:hAnsi="Times New Roman" w:cs="Times New Roman"/>
+          <w:sz w:val="28"/>
+          <w:szCs w:val="28"/>
+          <w:lang w:val="en-US"/>
+        </w:rPr>
+      </w:pPr>
+    </w:p>
+    <w:p>
+      <w:pPr>
+        <w:rPr>
+          <w:rFonts w:ascii="Times New Roman" w:hAnsi="Times New Roman" w:cs="Times New Roman"/>
+          <w:sz w:val="28"/>
+          <w:szCs w:val="28"/>
+          <w:lang w:val="en-US"/>
+        </w:rPr>
+      </w:pPr>
+    </w:p>
+    <w:p>
+      <w:pPr>
+        <w:rPr>
+          <w:rFonts w:ascii="Times New Roman" w:hAnsi="Times New Roman" w:cs="Times New Roman"/>
+          <w:sz w:val="28"/>
+          <w:szCs w:val="28"/>
+          <w:lang w:val="en-US"/>
+        </w:rPr>
+      </w:pPr>
+    </w:p>
+    <w:p>
+      <w:pPr>
+        <w:rPr>
+          <w:rFonts w:ascii="Times New Roman" w:hAnsi="Times New Roman" w:cs="Times New Roman"/>
+          <w:sz w:val="28"/>
+          <w:szCs w:val="28"/>
+          <w:lang w:val="en-US"/>
+        </w:rPr>
+      </w:pPr>
+    </w:p>
+    <w:p>
+      <w:pPr>
+        <w:rPr>
+          <w:rFonts w:ascii="Times New Roman" w:hAnsi="Times New Roman" w:cs="Times New Roman"/>
+          <w:sz w:val="28"/>
+          <w:szCs w:val="28"/>
+          <w:lang w:val="en-US"/>
+        </w:rPr>
+      </w:pPr>
+    </w:p>
+    <w:p>
+      <w:pPr>
+        <w:rPr>
+          <w:rFonts w:ascii="Times New Roman" w:hAnsi="Times New Roman" w:cs="Times New Roman"/>
+          <w:sz w:val="28"/>
+          <w:szCs w:val="28"/>
+          <w:lang w:val="en-US"/>
+        </w:rPr>
+      </w:pPr>
+    </w:p>
+    <w:p>
+      <w:pPr>
+        <w:rPr>
+          <w:rFonts w:ascii="Times New Roman" w:hAnsi="Times New Roman" w:cs="Times New Roman"/>
+          <w:sz w:val="28"/>
+          <w:szCs w:val="28"/>
+          <w:lang w:val="en-US"/>
+        </w:rPr>
+      </w:pPr>
+    </w:p>
+    <w:p>
+      <w:pPr>
+        <w:rPr>
+          <w:rFonts w:ascii="Times New Roman" w:hAnsi="Times New Roman" w:cs="Times New Roman"/>
           <w:sz w:val="32"/>
           <w:szCs w:val="32"/>
         </w:rPr>
@@ -15075,6 +15583,7 @@
           <w:sz w:val="32"/>
           <w:szCs w:val="32"/>
         </w:rPr>
+        <w:lastRenderedPageBreak/>
         <w:t>3.0.0</w:t>
       </w:r>
     </w:p>
@@ -15548,9 +16057,9 @@
 <file path=word/numbering.xml><?xml version="1.0" encoding="utf-8"?>
 <w:numbering xmlns:wpc="http://schemas.microsoft.com/office/word/2010/wordprocessingCanvas" xmlns:cx="http://schemas.microsoft.com/office/drawing/2014/chartex" xmlns:cx1="http://schemas.microsoft.com/office/drawing/2015/9/8/chartex" xmlns:cx2="http://schemas.microsoft.com/office/drawing/2015/10/21/chartex" xmlns:cx3="http://schemas.microsoft.com/office/drawing/2016/5/9/chartex" xmlns:cx4="http://schemas.microsoft.com/office/drawing/2016/5/10/chartex" xmlns:cx5="http://schemas.microsoft.com/office/drawing/2016/5/11/chartex" xmlns:cx6="http://schemas.microsoft.com/office/drawing/2016/5/12/chartex" xmlns:cx7="http://schemas.microsoft.com/office/drawing/2016/5/13/chartex" xmlns:cx8="http://schemas.microsoft.com/office/drawing/2016/5/14/chartex" xmlns:mc="http://schemas.openxmlformats.org/markup-compatibility/2006" xmlns:aink="http://schemas.microsoft.com/office/drawing/2016/ink" xmlns:am3d="http://schemas.microsoft.com/office/drawing/2017/model3d" xmlns:o="urn:schemas-microsoft-com:office:office" xmlns:oel="http://schemas.microsoft.com/office/2019/extlst" xmlns:r="http://schemas.openxmlformats.org/officeDocument/2006/relationships" xmlns:m="http://schemas.openxmlformats.org/officeDocument/2006/math" xmlns:v="urn:schemas-microsoft-com:vml" xmlns:wp14="http://schemas.microsoft.com/office/word/2010/wordprocessingDrawing" xmlns:wp="http://schemas.openxmlformats.org/drawingml/2006/wordprocessingDrawing" xmlns:w10="urn:schemas-microsoft-com:office:word" xmlns:w="http://schemas.openxmlformats.org/wordprocessingml/2006/main" xmlns:w14="http://schemas.microsoft.com/office/word/2010/wordml" xmlns:w15="http://schemas.microsoft.com/office/word/2012/wordml" xmlns:w16cex="http://schemas.microsoft.com/office/word/2018/wordml/cex" xmlns:w16cid="http://schemas.microsoft.com/office/word/2016/wordml/cid" xmlns:w16="http://schemas.microsoft.com/office/word/2018/wordml" xmlns:w16sdtdh="http://schemas.microsoft.com/office/word/2020/wordml/sdtdatahash" xmlns:w16se="http://schemas.microsoft.com/office/word/2015/wordml/symex" xmlns:wpg="http://schemas.microsoft.com/office/word/2010/wordprocessingGroup" xmlns:wpi="http://schemas.microsoft.com/office/word/2010/wordprocessingInk" xmlns:wne="http://schemas.microsoft.com/office/word/2006/wordml" xmlns:wps="http://schemas.microsoft.com/office/word/2010/wordprocessingShape" mc:Ignorable="w14 w15 w16se w16cid w16 w16cex w16sdtdh wp14">
   <w:abstractNum w:abstractNumId="0" w15:restartNumberingAfterBreak="0">
-    <w:nsid w:val="07502F3B"/>
+    <w:nsid w:val="05C61DD3"/>
     <w:multiLevelType w:val="multilevel"/>
-    <w:tmpl w:val="511ADEAA"/>
+    <w:tmpl w:val="ACEED9F6"/>
     <w:lvl w:ilvl="0">
       <w:start w:val="1"/>
       <w:numFmt w:val="bullet"/>
@@ -15697,6 +16206,155 @@
     </w:lvl>
   </w:abstractNum>
   <w:abstractNum w:abstractNumId="1" w15:restartNumberingAfterBreak="0">
+    <w:nsid w:val="07502F3B"/>
+    <w:multiLevelType w:val="multilevel"/>
+    <w:tmpl w:val="511ADEAA"/>
+    <w:lvl w:ilvl="0">
+      <w:start w:val="1"/>
+      <w:numFmt w:val="bullet"/>
+      <w:lvlText w:val=""/>
+      <w:lvlJc w:val="left"/>
+      <w:pPr>
+        <w:tabs>
+          <w:tab w:val="num" w:pos="720"/>
+        </w:tabs>
+        <w:ind w:left="720" w:hanging="360"/>
+      </w:pPr>
+      <w:rPr>
+        <w:rFonts w:ascii="Symbol" w:hAnsi="Symbol" w:hint="default"/>
+        <w:sz w:val="20"/>
+      </w:rPr>
+    </w:lvl>
+    <w:lvl w:ilvl="1" w:tentative="1">
+      <w:start w:val="1"/>
+      <w:numFmt w:val="bullet"/>
+      <w:lvlText w:val="o"/>
+      <w:lvlJc w:val="left"/>
+      <w:pPr>
+        <w:tabs>
+          <w:tab w:val="num" w:pos="1440"/>
+        </w:tabs>
+        <w:ind w:left="1440" w:hanging="360"/>
+      </w:pPr>
+      <w:rPr>
+        <w:rFonts w:ascii="Courier New" w:hAnsi="Courier New" w:hint="default"/>
+        <w:sz w:val="20"/>
+      </w:rPr>
+    </w:lvl>
+    <w:lvl w:ilvl="2" w:tentative="1">
+      <w:start w:val="1"/>
+      <w:numFmt w:val="bullet"/>
+      <w:lvlText w:val=""/>
+      <w:lvlJc w:val="left"/>
+      <w:pPr>
+        <w:tabs>
+          <w:tab w:val="num" w:pos="2160"/>
+        </w:tabs>
+        <w:ind w:left="2160" w:hanging="360"/>
+      </w:pPr>
+      <w:rPr>
+        <w:rFonts w:ascii="Wingdings" w:hAnsi="Wingdings" w:hint="default"/>
+        <w:sz w:val="20"/>
+      </w:rPr>
+    </w:lvl>
+    <w:lvl w:ilvl="3" w:tentative="1">
+      <w:start w:val="1"/>
+      <w:numFmt w:val="bullet"/>
+      <w:lvlText w:val=""/>
+      <w:lvlJc w:val="left"/>
+      <w:pPr>
+        <w:tabs>
+          <w:tab w:val="num" w:pos="2880"/>
+        </w:tabs>
+        <w:ind w:left="2880" w:hanging="360"/>
+      </w:pPr>
+      <w:rPr>
+        <w:rFonts w:ascii="Wingdings" w:hAnsi="Wingdings" w:hint="default"/>
+        <w:sz w:val="20"/>
+      </w:rPr>
+    </w:lvl>
+    <w:lvl w:ilvl="4" w:tentative="1">
+      <w:start w:val="1"/>
+      <w:numFmt w:val="bullet"/>
+      <w:lvlText w:val=""/>
+      <w:lvlJc w:val="left"/>
+      <w:pPr>
+        <w:tabs>
+          <w:tab w:val="num" w:pos="3600"/>
+        </w:tabs>
+        <w:ind w:left="3600" w:hanging="360"/>
+      </w:pPr>
+      <w:rPr>
+        <w:rFonts w:ascii="Wingdings" w:hAnsi="Wingdings" w:hint="default"/>
+        <w:sz w:val="20"/>
+      </w:rPr>
+    </w:lvl>
+    <w:lvl w:ilvl="5" w:tentative="1">
+      <w:start w:val="1"/>
+      <w:numFmt w:val="bullet"/>
+      <w:lvlText w:val=""/>
+      <w:lvlJc w:val="left"/>
+      <w:pPr>
+        <w:tabs>
+          <w:tab w:val="num" w:pos="4320"/>
+        </w:tabs>
+        <w:ind w:left="4320" w:hanging="360"/>
+      </w:pPr>
+      <w:rPr>
+        <w:rFonts w:ascii="Wingdings" w:hAnsi="Wingdings" w:hint="default"/>
+        <w:sz w:val="20"/>
+      </w:rPr>
+    </w:lvl>
+    <w:lvl w:ilvl="6" w:tentative="1">
+      <w:start w:val="1"/>
+      <w:numFmt w:val="bullet"/>
+      <w:lvlText w:val=""/>
+      <w:lvlJc w:val="left"/>
+      <w:pPr>
+        <w:tabs>
+          <w:tab w:val="num" w:pos="5040"/>
+        </w:tabs>
+        <w:ind w:left="5040" w:hanging="360"/>
+      </w:pPr>
+      <w:rPr>
+        <w:rFonts w:ascii="Wingdings" w:hAnsi="Wingdings" w:hint="default"/>
+        <w:sz w:val="20"/>
+      </w:rPr>
+    </w:lvl>
+    <w:lvl w:ilvl="7" w:tentative="1">
+      <w:start w:val="1"/>
+      <w:numFmt w:val="bullet"/>
+      <w:lvlText w:val=""/>
+      <w:lvlJc w:val="left"/>
+      <w:pPr>
+        <w:tabs>
+          <w:tab w:val="num" w:pos="5760"/>
+        </w:tabs>
+        <w:ind w:left="5760" w:hanging="360"/>
+      </w:pPr>
+      <w:rPr>
+        <w:rFonts w:ascii="Wingdings" w:hAnsi="Wingdings" w:hint="default"/>
+        <w:sz w:val="20"/>
+      </w:rPr>
+    </w:lvl>
+    <w:lvl w:ilvl="8" w:tentative="1">
+      <w:start w:val="1"/>
+      <w:numFmt w:val="bullet"/>
+      <w:lvlText w:val=""/>
+      <w:lvlJc w:val="left"/>
+      <w:pPr>
+        <w:tabs>
+          <w:tab w:val="num" w:pos="6480"/>
+        </w:tabs>
+        <w:ind w:left="6480" w:hanging="360"/>
+      </w:pPr>
+      <w:rPr>
+        <w:rFonts w:ascii="Wingdings" w:hAnsi="Wingdings" w:hint="default"/>
+        <w:sz w:val="20"/>
+      </w:rPr>
+    </w:lvl>
+  </w:abstractNum>
+  <w:abstractNum w:abstractNumId="2" w15:restartNumberingAfterBreak="0">
     <w:nsid w:val="0F34622B"/>
     <w:multiLevelType w:val="hybridMultilevel"/>
     <w:tmpl w:val="9F588FF6"/>
@@ -15809,7 +16467,7 @@
       </w:rPr>
     </w:lvl>
   </w:abstractNum>
-  <w:abstractNum w:abstractNumId="2" w15:restartNumberingAfterBreak="0">
+  <w:abstractNum w:abstractNumId="3" w15:restartNumberingAfterBreak="0">
     <w:nsid w:val="0FD810C5"/>
     <w:multiLevelType w:val="hybridMultilevel"/>
     <w:tmpl w:val="29BEA74E"/>
@@ -15898,7 +16556,7 @@
       </w:pPr>
     </w:lvl>
   </w:abstractNum>
-  <w:abstractNum w:abstractNumId="3" w15:restartNumberingAfterBreak="0">
+  <w:abstractNum w:abstractNumId="4" w15:restartNumberingAfterBreak="0">
     <w:nsid w:val="169C01A8"/>
     <w:multiLevelType w:val="hybridMultilevel"/>
     <w:tmpl w:val="E4EE123E"/>
@@ -16010,7 +16668,7 @@
       </w:rPr>
     </w:lvl>
   </w:abstractNum>
-  <w:abstractNum w:abstractNumId="4" w15:restartNumberingAfterBreak="0">
+  <w:abstractNum w:abstractNumId="5" w15:restartNumberingAfterBreak="0">
     <w:nsid w:val="21463B8F"/>
     <w:multiLevelType w:val="multilevel"/>
     <w:tmpl w:val="04801882"/>
@@ -16159,7 +16817,7 @@
       </w:rPr>
     </w:lvl>
   </w:abstractNum>
-  <w:abstractNum w:abstractNumId="5" w15:restartNumberingAfterBreak="0">
+  <w:abstractNum w:abstractNumId="6" w15:restartNumberingAfterBreak="0">
     <w:nsid w:val="2C585480"/>
     <w:multiLevelType w:val="hybridMultilevel"/>
     <w:tmpl w:val="0AA47A8C"/>
@@ -16272,7 +16930,7 @@
       </w:rPr>
     </w:lvl>
   </w:abstractNum>
-  <w:abstractNum w:abstractNumId="6" w15:restartNumberingAfterBreak="0">
+  <w:abstractNum w:abstractNumId="7" w15:restartNumberingAfterBreak="0">
     <w:nsid w:val="3703264D"/>
     <w:multiLevelType w:val="multilevel"/>
     <w:tmpl w:val="04801882"/>
@@ -16421,7 +17079,7 @@
       </w:rPr>
     </w:lvl>
   </w:abstractNum>
-  <w:abstractNum w:abstractNumId="7" w15:restartNumberingAfterBreak="0">
+  <w:abstractNum w:abstractNumId="8" w15:restartNumberingAfterBreak="0">
     <w:nsid w:val="41AC27AB"/>
     <w:multiLevelType w:val="hybridMultilevel"/>
     <w:tmpl w:val="E6F02A94"/>
@@ -16510,7 +17168,7 @@
       </w:pPr>
     </w:lvl>
   </w:abstractNum>
-  <w:abstractNum w:abstractNumId="8" w15:restartNumberingAfterBreak="0">
+  <w:abstractNum w:abstractNumId="9" w15:restartNumberingAfterBreak="0">
     <w:nsid w:val="478748E8"/>
     <w:multiLevelType w:val="multilevel"/>
     <w:tmpl w:val="7018DB04"/>
@@ -16659,7 +17317,7 @@
       </w:rPr>
     </w:lvl>
   </w:abstractNum>
-  <w:abstractNum w:abstractNumId="9" w15:restartNumberingAfterBreak="0">
+  <w:abstractNum w:abstractNumId="10" w15:restartNumberingAfterBreak="0">
     <w:nsid w:val="507971A9"/>
     <w:multiLevelType w:val="multilevel"/>
     <w:tmpl w:val="6C542BAC"/>
@@ -16808,7 +17466,7 @@
       </w:rPr>
     </w:lvl>
   </w:abstractNum>
-  <w:abstractNum w:abstractNumId="10" w15:restartNumberingAfterBreak="0">
+  <w:abstractNum w:abstractNumId="11" w15:restartNumberingAfterBreak="0">
     <w:nsid w:val="51D81E98"/>
     <w:multiLevelType w:val="multilevel"/>
     <w:tmpl w:val="CAAA6980"/>
@@ -16957,7 +17615,7 @@
       </w:rPr>
     </w:lvl>
   </w:abstractNum>
-  <w:abstractNum w:abstractNumId="11" w15:restartNumberingAfterBreak="0">
+  <w:abstractNum w:abstractNumId="12" w15:restartNumberingAfterBreak="0">
     <w:nsid w:val="63CA7E29"/>
     <w:multiLevelType w:val="multilevel"/>
     <w:tmpl w:val="04801882"/>
@@ -17106,7 +17764,7 @@
       </w:rPr>
     </w:lvl>
   </w:abstractNum>
-  <w:abstractNum w:abstractNumId="12" w15:restartNumberingAfterBreak="0">
+  <w:abstractNum w:abstractNumId="13" w15:restartNumberingAfterBreak="0">
     <w:nsid w:val="69664A45"/>
     <w:multiLevelType w:val="hybridMultilevel"/>
     <w:tmpl w:val="3D3A23D6"/>
@@ -17195,7 +17853,7 @@
       </w:pPr>
     </w:lvl>
   </w:abstractNum>
-  <w:abstractNum w:abstractNumId="13" w15:restartNumberingAfterBreak="0">
+  <w:abstractNum w:abstractNumId="14" w15:restartNumberingAfterBreak="0">
     <w:nsid w:val="6F747990"/>
     <w:multiLevelType w:val="hybridMultilevel"/>
     <w:tmpl w:val="18A4ABD2"/>
@@ -17307,26 +17965,175 @@
       </w:rPr>
     </w:lvl>
   </w:abstractNum>
+  <w:abstractNum w:abstractNumId="15" w15:restartNumberingAfterBreak="0">
+    <w:nsid w:val="77E14A88"/>
+    <w:multiLevelType w:val="multilevel"/>
+    <w:tmpl w:val="1A3A6F2C"/>
+    <w:lvl w:ilvl="0">
+      <w:start w:val="1"/>
+      <w:numFmt w:val="bullet"/>
+      <w:lvlText w:val=""/>
+      <w:lvlJc w:val="left"/>
+      <w:pPr>
+        <w:tabs>
+          <w:tab w:val="num" w:pos="720"/>
+        </w:tabs>
+        <w:ind w:left="720" w:hanging="360"/>
+      </w:pPr>
+      <w:rPr>
+        <w:rFonts w:ascii="Symbol" w:hAnsi="Symbol" w:hint="default"/>
+        <w:sz w:val="20"/>
+      </w:rPr>
+    </w:lvl>
+    <w:lvl w:ilvl="1" w:tentative="1">
+      <w:start w:val="1"/>
+      <w:numFmt w:val="bullet"/>
+      <w:lvlText w:val="o"/>
+      <w:lvlJc w:val="left"/>
+      <w:pPr>
+        <w:tabs>
+          <w:tab w:val="num" w:pos="1440"/>
+        </w:tabs>
+        <w:ind w:left="1440" w:hanging="360"/>
+      </w:pPr>
+      <w:rPr>
+        <w:rFonts w:ascii="Courier New" w:hAnsi="Courier New" w:hint="default"/>
+        <w:sz w:val="20"/>
+      </w:rPr>
+    </w:lvl>
+    <w:lvl w:ilvl="2" w:tentative="1">
+      <w:start w:val="1"/>
+      <w:numFmt w:val="bullet"/>
+      <w:lvlText w:val=""/>
+      <w:lvlJc w:val="left"/>
+      <w:pPr>
+        <w:tabs>
+          <w:tab w:val="num" w:pos="2160"/>
+        </w:tabs>
+        <w:ind w:left="2160" w:hanging="360"/>
+      </w:pPr>
+      <w:rPr>
+        <w:rFonts w:ascii="Wingdings" w:hAnsi="Wingdings" w:hint="default"/>
+        <w:sz w:val="20"/>
+      </w:rPr>
+    </w:lvl>
+    <w:lvl w:ilvl="3" w:tentative="1">
+      <w:start w:val="1"/>
+      <w:numFmt w:val="bullet"/>
+      <w:lvlText w:val=""/>
+      <w:lvlJc w:val="left"/>
+      <w:pPr>
+        <w:tabs>
+          <w:tab w:val="num" w:pos="2880"/>
+        </w:tabs>
+        <w:ind w:left="2880" w:hanging="360"/>
+      </w:pPr>
+      <w:rPr>
+        <w:rFonts w:ascii="Wingdings" w:hAnsi="Wingdings" w:hint="default"/>
+        <w:sz w:val="20"/>
+      </w:rPr>
+    </w:lvl>
+    <w:lvl w:ilvl="4" w:tentative="1">
+      <w:start w:val="1"/>
+      <w:numFmt w:val="bullet"/>
+      <w:lvlText w:val=""/>
+      <w:lvlJc w:val="left"/>
+      <w:pPr>
+        <w:tabs>
+          <w:tab w:val="num" w:pos="3600"/>
+        </w:tabs>
+        <w:ind w:left="3600" w:hanging="360"/>
+      </w:pPr>
+      <w:rPr>
+        <w:rFonts w:ascii="Wingdings" w:hAnsi="Wingdings" w:hint="default"/>
+        <w:sz w:val="20"/>
+      </w:rPr>
+    </w:lvl>
+    <w:lvl w:ilvl="5" w:tentative="1">
+      <w:start w:val="1"/>
+      <w:numFmt w:val="bullet"/>
+      <w:lvlText w:val=""/>
+      <w:lvlJc w:val="left"/>
+      <w:pPr>
+        <w:tabs>
+          <w:tab w:val="num" w:pos="4320"/>
+        </w:tabs>
+        <w:ind w:left="4320" w:hanging="360"/>
+      </w:pPr>
+      <w:rPr>
+        <w:rFonts w:ascii="Wingdings" w:hAnsi="Wingdings" w:hint="default"/>
+        <w:sz w:val="20"/>
+      </w:rPr>
+    </w:lvl>
+    <w:lvl w:ilvl="6" w:tentative="1">
+      <w:start w:val="1"/>
+      <w:numFmt w:val="bullet"/>
+      <w:lvlText w:val=""/>
+      <w:lvlJc w:val="left"/>
+      <w:pPr>
+        <w:tabs>
+          <w:tab w:val="num" w:pos="5040"/>
+        </w:tabs>
+        <w:ind w:left="5040" w:hanging="360"/>
+      </w:pPr>
+      <w:rPr>
+        <w:rFonts w:ascii="Wingdings" w:hAnsi="Wingdings" w:hint="default"/>
+        <w:sz w:val="20"/>
+      </w:rPr>
+    </w:lvl>
+    <w:lvl w:ilvl="7" w:tentative="1">
+      <w:start w:val="1"/>
+      <w:numFmt w:val="bullet"/>
+      <w:lvlText w:val=""/>
+      <w:lvlJc w:val="left"/>
+      <w:pPr>
+        <w:tabs>
+          <w:tab w:val="num" w:pos="5760"/>
+        </w:tabs>
+        <w:ind w:left="5760" w:hanging="360"/>
+      </w:pPr>
+      <w:rPr>
+        <w:rFonts w:ascii="Wingdings" w:hAnsi="Wingdings" w:hint="default"/>
+        <w:sz w:val="20"/>
+      </w:rPr>
+    </w:lvl>
+    <w:lvl w:ilvl="8" w:tentative="1">
+      <w:start w:val="1"/>
+      <w:numFmt w:val="bullet"/>
+      <w:lvlText w:val=""/>
+      <w:lvlJc w:val="left"/>
+      <w:pPr>
+        <w:tabs>
+          <w:tab w:val="num" w:pos="6480"/>
+        </w:tabs>
+        <w:ind w:left="6480" w:hanging="360"/>
+      </w:pPr>
+      <w:rPr>
+        <w:rFonts w:ascii="Wingdings" w:hAnsi="Wingdings" w:hint="default"/>
+        <w:sz w:val="20"/>
+      </w:rPr>
+    </w:lvl>
+  </w:abstractNum>
   <w:num w:numId="1" w16cid:durableId="984240685">
-    <w:abstractNumId w:val="8"/>
+    <w:abstractNumId w:val="9"/>
   </w:num>
   <w:num w:numId="2" w16cid:durableId="794175449">
+    <w:abstractNumId w:val="11"/>
+  </w:num>
+  <w:num w:numId="3" w16cid:durableId="1316229047">
     <w:abstractNumId w:val="10"/>
   </w:num>
-  <w:num w:numId="3" w16cid:durableId="1316229047">
-    <w:abstractNumId w:val="9"/>
-  </w:num>
   <w:num w:numId="4" w16cid:durableId="693314259">
-    <w:abstractNumId w:val="3"/>
+    <w:abstractNumId w:val="4"/>
   </w:num>
   <w:num w:numId="5" w16cid:durableId="1571891686">
-    <w:abstractNumId w:val="13"/>
+    <w:abstractNumId w:val="14"/>
   </w:num>
   <w:num w:numId="6" w16cid:durableId="2123841161">
-    <w:abstractNumId w:val="4"/>
+    <w:abstractNumId w:val="5"/>
   </w:num>
   <w:num w:numId="7" w16cid:durableId="2029746066">
-    <w:abstractNumId w:val="4"/>
+    <w:abstractNumId w:val="5"/>
     <w:lvlOverride w:ilvl="0">
       <w:lvl w:ilvl="0">
         <w:start w:val="1"/>
@@ -17491,28 +18298,34 @@
     </w:lvlOverride>
   </w:num>
   <w:num w:numId="8" w16cid:durableId="354114621">
+    <w:abstractNumId w:val="7"/>
+  </w:num>
+  <w:num w:numId="9" w16cid:durableId="1913151574">
+    <w:abstractNumId w:val="8"/>
+  </w:num>
+  <w:num w:numId="10" w16cid:durableId="252904311">
+    <w:abstractNumId w:val="2"/>
+  </w:num>
+  <w:num w:numId="11" w16cid:durableId="2078240509">
+    <w:abstractNumId w:val="12"/>
+  </w:num>
+  <w:num w:numId="12" w16cid:durableId="841890336">
+    <w:abstractNumId w:val="13"/>
+  </w:num>
+  <w:num w:numId="13" w16cid:durableId="832991255">
     <w:abstractNumId w:val="6"/>
   </w:num>
-  <w:num w:numId="9" w16cid:durableId="1913151574">
-    <w:abstractNumId w:val="7"/>
+  <w:num w:numId="14" w16cid:durableId="345906842">
+    <w:abstractNumId w:val="3"/>
   </w:num>
-  <w:num w:numId="10" w16cid:durableId="252904311">
+  <w:num w:numId="15" w16cid:durableId="1048992915">
     <w:abstractNumId w:val="1"/>
   </w:num>
-  <w:num w:numId="11" w16cid:durableId="2078240509">
-    <w:abstractNumId w:val="11"/>
+  <w:num w:numId="16" w16cid:durableId="836532351">
+    <w:abstractNumId w:val="0"/>
   </w:num>
-  <w:num w:numId="12" w16cid:durableId="841890336">
-    <w:abstractNumId w:val="12"/>
-  </w:num>
-  <w:num w:numId="13" w16cid:durableId="832991255">
-    <w:abstractNumId w:val="5"/>
-  </w:num>
-  <w:num w:numId="14" w16cid:durableId="345906842">
-    <w:abstractNumId w:val="2"/>
-  </w:num>
-  <w:num w:numId="15" w16cid:durableId="1048992915">
-    <w:abstractNumId w:val="0"/>
+  <w:num w:numId="17" w16cid:durableId="1133329195">
+    <w:abstractNumId w:val="15"/>
   </w:num>
 </w:numbering>
 </file>
